--- a/Unit 10 - Lighting/8- Examine and complete the indoor scene.docx
+++ b/Unit 10 - Lighting/8- Examine and complete the indoor scene.docx
@@ -171,21 +171,12 @@
       <w:r>
         <w:t xml:space="preserve">&gt; </w:t>
       </w:r>
-      <w:proofErr w:type="spellStart"/>
-      <w:r>
-        <w:rPr>
-          <w:b/>
-          <w:bCs/>
-        </w:rPr>
-        <w:t>CreativeCore_Lighting</w:t>
-      </w:r>
-      <w:proofErr w:type="spellEnd"/>
-      <w:r>
-        <w:rPr>
-          <w:b/>
-          <w:bCs/>
-        </w:rPr>
-        <w:t xml:space="preserve"> </w:t>
+      <w:r>
+        <w:rPr>
+          <w:b/>
+          <w:bCs/>
+        </w:rPr>
+        <w:t xml:space="preserve">CreativeCore_Lighting </w:t>
       </w:r>
       <w:r>
         <w:t xml:space="preserve">&gt; </w:t>
@@ -200,7 +191,6 @@
       <w:r>
         <w:t xml:space="preserve"> and open the </w:t>
       </w:r>
-      <w:proofErr w:type="spellStart"/>
       <w:r>
         <w:rPr>
           <w:b/>
@@ -208,7 +198,6 @@
         </w:rPr>
         <w:t>FinalScene_Lighting_Indoor</w:t>
       </w:r>
-      <w:proofErr w:type="spellEnd"/>
       <w:r>
         <w:t xml:space="preserve"> scene.</w:t>
       </w:r>
@@ -326,7 +315,6 @@
       <w:r>
         <w:t xml:space="preserve"> Open the </w:t>
       </w:r>
-      <w:proofErr w:type="spellStart"/>
       <w:r>
         <w:rPr>
           <w:b/>
@@ -339,15 +327,7 @@
           <w:b/>
           <w:bCs/>
         </w:rPr>
-        <w:t>Scene_Lighting_Indoor</w:t>
-      </w:r>
-      <w:proofErr w:type="spellEnd"/>
-      <w:r>
-        <w:rPr>
-          <w:b/>
-          <w:bCs/>
-        </w:rPr>
-        <w:t xml:space="preserve"> </w:t>
+        <w:t xml:space="preserve">Scene_Lighting_Indoor </w:t>
       </w:r>
       <w:r>
         <w:t>scene.</w:t>
@@ -561,11 +541,6 @@
       </w:r>
     </w:p>
     <w:p>
-      <w:r>
-        <w:t>Mark step incomplete</w:t>
-      </w:r>
-    </w:p>
-    <w:p>
       <w:pPr>
         <w:rPr>
           <w:b/>
@@ -578,15 +553,6 @@
           <w:bCs/>
         </w:rPr>
         <w:t>5. What are the key considerations for indoor lighting?</w:t>
-      </w:r>
-    </w:p>
-    <w:p>
-      <w:r>
-        <w:rPr>
-          <w:b/>
-          <w:bCs/>
-        </w:rPr>
-        <w:t>Q&amp;A (0)</w:t>
       </w:r>
     </w:p>
     <w:p>
@@ -612,12 +578,15 @@
     </w:p>
     <w:p>
       <w:r>
+        <w:t>The basic lighting that’s been set up is a good start — it functionally illuminates the space and is broadly appropriate for a gallery. However, it’s still quite dark in there and there are some issues that need to be addressed to improve the overall look of the scene.</w:t>
+      </w:r>
+    </w:p>
+    <w:p>
+      <w:r>
+        <w:rPr>
+          <w:noProof/>
+        </w:rPr>
         <w:lastRenderedPageBreak/>
-        <w:t>The basic lighting that’s been set up is a good start — it functionally illuminates the space and is broadly appropriate for a gallery. However, it’s still quite dark in there and there are some issues that need to be addressed to improve the overall look of the scene.</w:t>
-      </w:r>
-    </w:p>
-    <w:p>
-      <w:r>
         <w:drawing>
           <wp:inline distT="0" distB="0" distL="0" distR="0" wp14:anchorId="728F4B4F" wp14:editId="1FAD070D">
             <wp:extent cx="5943600" cy="3790315"/>
@@ -700,11 +669,6 @@
       </w:r>
     </w:p>
     <w:p>
-      <w:r>
-        <w:t>Mark step incomplete</w:t>
-      </w:r>
-    </w:p>
-    <w:p>
       <w:pPr>
         <w:rPr>
           <w:b/>
@@ -778,40 +742,70 @@
     </w:p>
     <w:p>
       <w:r>
+        <w:t>Add an emissive strip light to the ceiling in the gallery:</w:t>
+      </w:r>
+    </w:p>
+    <w:p>
+      <w:r>
+        <w:rPr>
+          <w:b/>
+          <w:bCs/>
+        </w:rPr>
+        <w:t>1.</w:t>
+      </w:r>
+      <w:r>
+        <w:t xml:space="preserve"> In the Project window, go to </w:t>
+      </w:r>
+      <w:r>
+        <w:rPr>
+          <w:b/>
+          <w:bCs/>
+        </w:rPr>
+        <w:t xml:space="preserve">Assets </w:t>
+      </w:r>
+      <w:r>
+        <w:t xml:space="preserve">&gt; </w:t>
+      </w:r>
+      <w:r>
+        <w:rPr>
+          <w:b/>
+          <w:bCs/>
+        </w:rPr>
+        <w:t>CreativeCore_Lighting</w:t>
+      </w:r>
+      <w:r>
+        <w:t xml:space="preserve"> &gt; </w:t>
+      </w:r>
+      <w:r>
+        <w:rPr>
+          <w:b/>
+          <w:bCs/>
+        </w:rPr>
+        <w:t>Materials</w:t>
+      </w:r>
+      <w:r>
+        <w:t>.</w:t>
+      </w:r>
+    </w:p>
+    <w:p>
+      <w:r>
+        <w:rPr>
+          <w:b/>
+          <w:bCs/>
+        </w:rPr>
         <w:lastRenderedPageBreak/>
-        <w:t>Add an emissive strip light to the ceiling in the gallery:</w:t>
-      </w:r>
-    </w:p>
-    <w:p>
-      <w:r>
-        <w:rPr>
-          <w:b/>
-          <w:bCs/>
-        </w:rPr>
-        <w:t>1.</w:t>
-      </w:r>
-      <w:r>
-        <w:t xml:space="preserve"> In the Project window, go to </w:t>
-      </w:r>
-      <w:r>
-        <w:rPr>
-          <w:b/>
-          <w:bCs/>
-        </w:rPr>
-        <w:t xml:space="preserve">Assets </w:t>
-      </w:r>
-      <w:r>
-        <w:t xml:space="preserve">&gt; </w:t>
-      </w:r>
-      <w:proofErr w:type="spellStart"/>
-      <w:r>
-        <w:rPr>
-          <w:b/>
-          <w:bCs/>
-        </w:rPr>
-        <w:t>CreativeCore_Lighting</w:t>
-      </w:r>
-      <w:proofErr w:type="spellEnd"/>
+        <w:t xml:space="preserve">2. </w:t>
+      </w:r>
+      <w:r>
+        <w:t xml:space="preserve">In the folder, right-click and select </w:t>
+      </w:r>
+      <w:r>
+        <w:rPr>
+          <w:b/>
+          <w:bCs/>
+        </w:rPr>
+        <w:t>Create</w:t>
+      </w:r>
       <w:r>
         <w:t xml:space="preserve"> &gt; </w:t>
       </w:r>
@@ -820,7 +814,39 @@
           <w:b/>
           <w:bCs/>
         </w:rPr>
-        <w:t>Materials</w:t>
+        <w:t>Material</w:t>
+      </w:r>
+      <w:r>
+        <w:t>. Name your new material “Emissive”, or something that you will easily remember. If you’ve already created an emissive material, you can use that instead.</w:t>
+      </w:r>
+    </w:p>
+    <w:p>
+      <w:r>
+        <w:rPr>
+          <w:b/>
+          <w:bCs/>
+        </w:rPr>
+        <w:t>3.</w:t>
+      </w:r>
+      <w:r>
+        <w:t xml:space="preserve"> In the Inspector, set the material’s </w:t>
+      </w:r>
+      <w:r>
+        <w:rPr>
+          <w:b/>
+          <w:bCs/>
+        </w:rPr>
+        <w:t>Workflow Mode</w:t>
+      </w:r>
+      <w:r>
+        <w:t xml:space="preserve"> to </w:t>
+      </w:r>
+      <w:r>
+        <w:rPr>
+          <w:b/>
+          <w:bCs/>
+        </w:rPr>
+        <w:t>Specular</w:t>
       </w:r>
       <w:r>
         <w:t>.</w:t>
@@ -832,59 +858,59 @@
           <w:b/>
           <w:bCs/>
         </w:rPr>
-        <w:t xml:space="preserve">2. </w:t>
-      </w:r>
-      <w:r>
-        <w:t xml:space="preserve">In the folder, right-click and select </w:t>
-      </w:r>
-      <w:r>
-        <w:rPr>
-          <w:b/>
-          <w:bCs/>
-        </w:rPr>
-        <w:t>Create</w:t>
-      </w:r>
-      <w:r>
-        <w:t xml:space="preserve"> &gt; </w:t>
-      </w:r>
-      <w:r>
-        <w:rPr>
-          <w:b/>
-          <w:bCs/>
-        </w:rPr>
-        <w:t>Material</w:t>
-      </w:r>
-      <w:r>
-        <w:t>. Name your new material “Emissive”, or something that you will easily remember. If you’ve already created an emissive material, you can use that instead.</w:t>
-      </w:r>
-    </w:p>
-    <w:p>
-      <w:r>
-        <w:rPr>
-          <w:b/>
-          <w:bCs/>
-        </w:rPr>
-        <w:t>3.</w:t>
-      </w:r>
-      <w:r>
-        <w:t xml:space="preserve"> In the Inspector, set the material’s </w:t>
-      </w:r>
-      <w:r>
-        <w:rPr>
-          <w:b/>
-          <w:bCs/>
-        </w:rPr>
-        <w:t>Workflow Mode</w:t>
-      </w:r>
-      <w:r>
-        <w:t xml:space="preserve"> to </w:t>
-      </w:r>
-      <w:r>
-        <w:rPr>
-          <w:b/>
-          <w:bCs/>
-        </w:rPr>
-        <w:t>Specular</w:t>
+        <w:t xml:space="preserve">4. </w:t>
+      </w:r>
+      <w:r>
+        <w:t xml:space="preserve">Enable the </w:t>
+      </w:r>
+      <w:r>
+        <w:rPr>
+          <w:b/>
+          <w:bCs/>
+        </w:rPr>
+        <w:t>Emission</w:t>
+      </w:r>
+      <w:r>
+        <w:t xml:space="preserve"> property.</w:t>
+      </w:r>
+    </w:p>
+    <w:p>
+      <w:r>
+        <w:rPr>
+          <w:b/>
+          <w:bCs/>
+        </w:rPr>
+        <w:t>5.</w:t>
+      </w:r>
+      <w:r>
+        <w:t xml:space="preserve"> In the Hierarchy, expand the GameObject nesting to go to </w:t>
+      </w:r>
+      <w:r>
+        <w:rPr>
+          <w:b/>
+          <w:bCs/>
+        </w:rPr>
+        <w:t xml:space="preserve">Environment </w:t>
+      </w:r>
+      <w:r>
+        <w:t>&gt;</w:t>
+      </w:r>
+      <w:r>
+        <w:rPr>
+          <w:b/>
+          <w:bCs/>
+        </w:rPr>
+        <w:t xml:space="preserve"> GalleryInterior </w:t>
+      </w:r>
+      <w:r>
+        <w:t>&gt;</w:t>
+      </w:r>
+      <w:r>
+        <w:rPr>
+          <w:b/>
+          <w:bCs/>
+        </w:rPr>
+        <w:t xml:space="preserve"> LightingBeam</w:t>
       </w:r>
       <w:r>
         <w:t>.</w:t>
@@ -893,102 +919,8 @@
     <w:p>
       <w:r>
         <w:rPr>
-          <w:b/>
-          <w:bCs/>
-        </w:rPr>
-        <w:t xml:space="preserve">4. </w:t>
-      </w:r>
-      <w:r>
-        <w:t xml:space="preserve">Enable the </w:t>
-      </w:r>
-      <w:r>
-        <w:rPr>
-          <w:b/>
-          <w:bCs/>
-        </w:rPr>
-        <w:t>Emission</w:t>
-      </w:r>
-      <w:r>
-        <w:t xml:space="preserve"> property.</w:t>
-      </w:r>
-    </w:p>
-    <w:p>
-      <w:r>
-        <w:rPr>
-          <w:b/>
-          <w:bCs/>
-        </w:rPr>
-        <w:t>5.</w:t>
-      </w:r>
-      <w:r>
-        <w:t xml:space="preserve"> In the Hierarchy, expand the </w:t>
-      </w:r>
-      <w:proofErr w:type="spellStart"/>
-      <w:r>
-        <w:t>GameObject</w:t>
-      </w:r>
-      <w:proofErr w:type="spellEnd"/>
-      <w:r>
-        <w:t xml:space="preserve"> nesting to go to </w:t>
-      </w:r>
-      <w:r>
-        <w:rPr>
-          <w:b/>
-          <w:bCs/>
-        </w:rPr>
-        <w:t xml:space="preserve">Environment </w:t>
-      </w:r>
-      <w:r>
-        <w:t>&gt;</w:t>
-      </w:r>
-      <w:r>
-        <w:rPr>
-          <w:b/>
-          <w:bCs/>
-        </w:rPr>
-        <w:t xml:space="preserve"> </w:t>
-      </w:r>
-      <w:proofErr w:type="spellStart"/>
-      <w:r>
-        <w:rPr>
-          <w:b/>
-          <w:bCs/>
-        </w:rPr>
-        <w:t>GalleryInterior</w:t>
-      </w:r>
-      <w:proofErr w:type="spellEnd"/>
-      <w:r>
-        <w:rPr>
-          <w:b/>
-          <w:bCs/>
-        </w:rPr>
-        <w:t xml:space="preserve"> </w:t>
-      </w:r>
-      <w:r>
-        <w:t>&gt;</w:t>
-      </w:r>
-      <w:r>
-        <w:rPr>
-          <w:b/>
-          <w:bCs/>
-        </w:rPr>
-        <w:t xml:space="preserve"> </w:t>
-      </w:r>
-      <w:proofErr w:type="spellStart"/>
-      <w:r>
-        <w:rPr>
-          <w:b/>
-          <w:bCs/>
-        </w:rPr>
-        <w:t>LightingBeam</w:t>
-      </w:r>
-      <w:proofErr w:type="spellEnd"/>
-      <w:r>
-        <w:t>.</w:t>
-      </w:r>
-    </w:p>
-    <w:p>
-      <w:r>
+          <w:noProof/>
+        </w:rPr>
         <w:drawing>
           <wp:inline distT="0" distB="0" distL="0" distR="0" wp14:anchorId="7E48FB86" wp14:editId="0E95EB3D">
             <wp:extent cx="5943600" cy="2239010"/>
@@ -1051,7 +983,6 @@
       <w:r>
         <w:t xml:space="preserve">. In the Inspector, check that the </w:t>
       </w:r>
-      <w:proofErr w:type="spellStart"/>
       <w:r>
         <w:rPr>
           <w:b/>
@@ -1059,17 +990,8 @@
         </w:rPr>
         <w:t>LightingBeam</w:t>
       </w:r>
-      <w:proofErr w:type="spellEnd"/>
-      <w:r>
-        <w:t xml:space="preserve"> </w:t>
-      </w:r>
-      <w:proofErr w:type="spellStart"/>
-      <w:r>
-        <w:t>GameObject</w:t>
-      </w:r>
-      <w:proofErr w:type="spellEnd"/>
-      <w:r>
-        <w:t xml:space="preserve"> is set as </w:t>
+      <w:r>
+        <w:t xml:space="preserve"> GameObject is set as </w:t>
       </w:r>
       <w:r>
         <w:rPr>
@@ -1093,7 +1015,6 @@
       <w:r>
         <w:t xml:space="preserve">: If the </w:t>
       </w:r>
-      <w:proofErr w:type="spellStart"/>
       <w:r>
         <w:rPr>
           <w:b/>
@@ -1101,7 +1022,6 @@
         </w:rPr>
         <w:t>LightingBeam</w:t>
       </w:r>
-      <w:proofErr w:type="spellEnd"/>
       <w:r>
         <w:t xml:space="preserve"> is not set as Static, this will cause issues with the bake that you will complete in the next step.</w:t>
       </w:r>
@@ -1140,6 +1060,9 @@
     </w:p>
     <w:p>
       <w:r>
+        <w:rPr>
+          <w:noProof/>
+        </w:rPr>
         <w:lastRenderedPageBreak/>
         <w:drawing>
           <wp:inline distT="0" distB="0" distL="0" distR="0" wp14:anchorId="50E63E30" wp14:editId="48A283A6">
@@ -1232,6 +1155,9 @@
     </w:p>
     <w:p>
       <w:r>
+        <w:rPr>
+          <w:noProof/>
+        </w:rPr>
         <w:drawing>
           <wp:inline distT="0" distB="0" distL="0" distR="0" wp14:anchorId="2BEC90AE" wp14:editId="7A8FBF8A">
             <wp:extent cx="5943600" cy="3835400"/>
@@ -1401,15 +1327,7 @@
         <w:t>Generate Lighting</w:t>
       </w:r>
       <w:r>
-        <w:t xml:space="preserve"> to </w:t>
-      </w:r>
-      <w:proofErr w:type="spellStart"/>
-      <w:r>
-        <w:t>rebake</w:t>
-      </w:r>
-      <w:proofErr w:type="spellEnd"/>
-      <w:r>
-        <w:t xml:space="preserve"> the scene lighting. Remember, this process may take some time to complete.</w:t>
+        <w:t xml:space="preserve"> to rebake the scene lighting. Remember, this process may take some time to complete.</w:t>
       </w:r>
     </w:p>
     <w:p>
@@ -1446,6 +1364,9 @@
     </w:p>
     <w:p>
       <w:r>
+        <w:rPr>
+          <w:noProof/>
+        </w:rPr>
         <w:drawing>
           <wp:inline distT="0" distB="0" distL="0" distR="0" wp14:anchorId="2D772380" wp14:editId="0FCFC5B1">
             <wp:extent cx="4267200" cy="3352800"/>
@@ -1511,6 +1432,9 @@
     </w:p>
     <w:p>
       <w:r>
+        <w:rPr>
+          <w:noProof/>
+        </w:rPr>
         <w:lastRenderedPageBreak/>
         <w:drawing>
           <wp:inline distT="0" distB="0" distL="0" distR="0" wp14:anchorId="4E99B97E" wp14:editId="1BCC7AF6">
@@ -1573,7 +1497,6 @@
       <w:r>
         <w:t xml:space="preserve">: If the Draw Mode view does not show the expected results, check that the </w:t>
       </w:r>
-      <w:proofErr w:type="spellStart"/>
       <w:r>
         <w:rPr>
           <w:b/>
@@ -1581,25 +1504,8 @@
         </w:rPr>
         <w:t>LightingBeam</w:t>
       </w:r>
-      <w:proofErr w:type="spellEnd"/>
-      <w:r>
-        <w:t xml:space="preserve"> </w:t>
-      </w:r>
-      <w:proofErr w:type="spellStart"/>
-      <w:r>
-        <w:t>GameObject</w:t>
-      </w:r>
-      <w:proofErr w:type="spellEnd"/>
-      <w:r>
-        <w:t xml:space="preserve"> is set as Static. If it is not set as Static, you will need to </w:t>
-      </w:r>
-      <w:proofErr w:type="spellStart"/>
-      <w:r>
-        <w:t>rebake</w:t>
-      </w:r>
-      <w:proofErr w:type="spellEnd"/>
-      <w:r>
-        <w:t xml:space="preserve"> the lighting.</w:t>
+      <w:r>
+        <w:t xml:space="preserve"> GameObject is set as Static. If it is not set as Static, you will need to rebake the lighting.</w:t>
       </w:r>
     </w:p>
     <w:p>
@@ -1723,15 +1629,7 @@
         </w:numPr>
       </w:pPr>
       <w:r>
-        <w:t xml:space="preserve">Remember to </w:t>
-      </w:r>
-      <w:proofErr w:type="spellStart"/>
-      <w:r>
-        <w:t>rebake</w:t>
-      </w:r>
-      <w:proofErr w:type="spellEnd"/>
-      <w:r>
-        <w:t xml:space="preserve"> the scene’s lightmap and then save your changes when you’re done.</w:t>
+        <w:t>Remember to rebake the scene’s lightmap and then save your changes when you’re done.</w:t>
       </w:r>
     </w:p>
     <w:p>
@@ -1758,16 +1656,8 @@
           <w:rPr>
             <w:rStyle w:val="Hyperlink"/>
           </w:rPr>
-          <w:t xml:space="preserve">High quality lighting using Light Probes by </w:t>
+          <w:t>High quality lighting using Light Probes by Brackeys</w:t>
         </w:r>
-        <w:proofErr w:type="spellStart"/>
-        <w:r>
-          <w:rPr>
-            <w:rStyle w:val="Hyperlink"/>
-          </w:rPr>
-          <w:t>Brackeys</w:t>
-        </w:r>
-        <w:proofErr w:type="spellEnd"/>
       </w:hyperlink>
       <w:r>
         <w:t xml:space="preserve"> (YouTube).</w:t>
@@ -3035,6 +2925,7 @@
   <w:style w:type="character" w:default="1" w:styleId="DefaultParagraphFont">
     <w:name w:val="Default Paragraph Font"/>
     <w:uiPriority w:val="1"/>
+    <w:semiHidden/>
     <w:unhideWhenUsed/>
   </w:style>
   <w:style w:type="table" w:default="1" w:styleId="TableNormal">

--- a/Unit 10 - Lighting/8- Examine and complete the indoor scene.docx
+++ b/Unit 10 - Lighting/8- Examine and complete the indoor scene.docx
@@ -1,6 +1,6 @@
 
 <file path=word/document.xml><?xml version="1.0" encoding="utf-8"?>
-<w:document xmlns:wpc="http://schemas.microsoft.com/office/word/2010/wordprocessingCanvas" xmlns:cx="http://schemas.microsoft.com/office/drawing/2014/chartex" xmlns:cx1="http://schemas.microsoft.com/office/drawing/2015/9/8/chartex" xmlns:cx2="http://schemas.microsoft.com/office/drawing/2015/10/21/chartex" xmlns:cx3="http://schemas.microsoft.com/office/drawing/2016/5/9/chartex" xmlns:cx4="http://schemas.microsoft.com/office/drawing/2016/5/10/chartex" xmlns:cx5="http://schemas.microsoft.com/office/drawing/2016/5/11/chartex" xmlns:cx6="http://schemas.microsoft.com/office/drawing/2016/5/12/chartex" xmlns:cx7="http://schemas.microsoft.com/office/drawing/2016/5/13/chartex" xmlns:cx8="http://schemas.microsoft.com/office/drawing/2016/5/14/chartex" xmlns:mc="http://schemas.openxmlformats.org/markup-compatibility/2006" xmlns:aink="http://schemas.microsoft.com/office/drawing/2016/ink" xmlns:am3d="http://schemas.microsoft.com/office/drawing/2017/model3d" xmlns:o="urn:schemas-microsoft-com:office:office" xmlns:oel="http://schemas.microsoft.com/office/2019/extlst" xmlns:r="http://schemas.openxmlformats.org/officeDocument/2006/relationships" xmlns:m="http://schemas.openxmlformats.org/officeDocument/2006/math" xmlns:v="urn:schemas-microsoft-com:vml" xmlns:wp14="http://schemas.microsoft.com/office/word/2010/wordprocessingDrawing" xmlns:wp="http://schemas.openxmlformats.org/drawingml/2006/wordprocessingDrawing" xmlns:w10="urn:schemas-microsoft-com:office:word" xmlns:w="http://schemas.openxmlformats.org/wordprocessingml/2006/main" xmlns:w14="http://schemas.microsoft.com/office/word/2010/wordml" xmlns:w15="http://schemas.microsoft.com/office/word/2012/wordml" xmlns:w16cex="http://schemas.microsoft.com/office/word/2018/wordml/cex" xmlns:w16cid="http://schemas.microsoft.com/office/word/2016/wordml/cid" xmlns:w16="http://schemas.microsoft.com/office/word/2018/wordml" xmlns:w16du="http://schemas.microsoft.com/office/word/2023/wordml/word16du" xmlns:w16sdtdh="http://schemas.microsoft.com/office/word/2020/wordml/sdtdatahash" xmlns:w16sdtfl="http://schemas.microsoft.com/office/word/2024/wordml/sdtformatlock" xmlns:w16se="http://schemas.microsoft.com/office/word/2015/wordml/symex" xmlns:wpg="http://schemas.microsoft.com/office/word/2010/wordprocessingGroup" xmlns:wpi="http://schemas.microsoft.com/office/word/2010/wordprocessingInk" xmlns:wne="http://schemas.microsoft.com/office/word/2006/wordml" xmlns:wps="http://schemas.microsoft.com/office/word/2010/wordprocessingShape" mc:Ignorable="w14 w15 w16se w16cid w16 w16cex w16sdtdh w16sdtfl w16du wp14">
+<w:document xmlns:wpc="http://schemas.microsoft.com/office/word/2010/wordprocessingCanvas" xmlns:cx="http://schemas.microsoft.com/office/drawing/2014/chartex" xmlns:cx1="http://schemas.microsoft.com/office/drawing/2015/9/8/chartex" xmlns:cx2="http://schemas.microsoft.com/office/drawing/2015/10/21/chartex" xmlns:cx3="http://schemas.microsoft.com/office/drawing/2016/5/9/chartex" xmlns:cx4="http://schemas.microsoft.com/office/drawing/2016/5/10/chartex" xmlns:cx5="http://schemas.microsoft.com/office/drawing/2016/5/11/chartex" xmlns:cx6="http://schemas.microsoft.com/office/drawing/2016/5/12/chartex" xmlns:cx7="http://schemas.microsoft.com/office/drawing/2016/5/13/chartex" xmlns:cx8="http://schemas.microsoft.com/office/drawing/2016/5/14/chartex" xmlns:mc="http://schemas.openxmlformats.org/markup-compatibility/2006" xmlns:m="http://schemas.openxmlformats.org/officeDocument/2006/math" xmlns:aink="http://schemas.microsoft.com/office/drawing/2016/ink" xmlns:am3d="http://schemas.microsoft.com/office/drawing/2017/model3d" xmlns:oel="http://schemas.microsoft.com/office/2019/extlst" xmlns:r="http://schemas.openxmlformats.org/officeDocument/2006/relationships" xmlns:wp14="http://schemas.microsoft.com/office/word/2010/wordprocessingDrawing" xmlns:wp="http://schemas.openxmlformats.org/drawingml/2006/wordprocessingDrawing" xmlns:wpg="http://schemas.microsoft.com/office/word/2010/wordprocessingGroup" xmlns:wpi="http://schemas.microsoft.com/office/word/2010/wordprocessingInk" xmlns:wps="http://schemas.microsoft.com/office/word/2010/wordprocessingShape" xmlns:o="urn:schemas-microsoft-com:office:office" xmlns:v="urn:schemas-microsoft-com:vml" xmlns:w10="urn:schemas-microsoft-com:office:word" xmlns:w="http://schemas.openxmlformats.org/wordprocessingml/2006/main" xmlns:w14="http://schemas.microsoft.com/office/word/2010/wordml" xmlns:w15="http://schemas.microsoft.com/office/word/2012/wordml" xmlns:w16cex="http://schemas.microsoft.com/office/word/2018/wordml/cex" xmlns:w16cid="http://schemas.microsoft.com/office/word/2016/wordml/cid" xmlns:w16="http://schemas.microsoft.com/office/word/2018/wordml" xmlns:w16sdtdh="http://schemas.microsoft.com/office/word/2020/wordml/sdtdatahash" xmlns:w16sdtfl="http://schemas.microsoft.com/office/word/2024/wordml/sdtformatlock" xmlns:w16se="http://schemas.microsoft.com/office/word/2015/wordml/symex" xmlns:w16du="http://schemas.microsoft.com/office/word/2023/wordml/word16du" xmlns:wne="http://schemas.microsoft.com/office/word/2006/wordml" mc:Ignorable="w14 w15 w16se w16cid w16 w16cex w16sdtdh w16sdtfl w16du wp14">
   <w:body>
     <w:p>
       <w:pPr>
@@ -19,7 +19,15 @@
     </w:p>
     <w:p>
       <w:r>
-        <w:t>Now that you’ve worked on implementing lighting in an outdoor scene, it’s time to turn your attention indoors. The same basic principles of lighting apply to indoor environments, but just as light indoors and outdoors tends to be different in the physical world, there are particular considerations that it’s important to make when lighting an indoor space for a real-time experience.</w:t>
+        <w:t xml:space="preserve">Now that you’ve worked on implementing lighting in an outdoor scene, it’s time to turn your attention indoors. The same basic principles of lighting apply to indoor environments, but just as light indoors and outdoors tends to be different in the physical world, there are </w:t>
+      </w:r>
+      <w:proofErr w:type="gramStart"/>
+      <w:r>
+        <w:t>particular considerations</w:t>
+      </w:r>
+      <w:proofErr w:type="gramEnd"/>
+      <w:r>
+        <w:t xml:space="preserve"> that it’s important to make when lighting an indoor space for a real-time experience.</w:t>
       </w:r>
     </w:p>
     <w:p>
@@ -99,7 +107,15 @@
     </w:p>
     <w:p>
       <w:r>
-        <w:t>You’re currently developing your beginner lighting skills, but let’s take a moment to think about taking lighting to the next level. What do you think makes a great hobbyist or professional lighting artist for real-time experiences? Take a moment to consider this question yourself, and then reflect on the insights that our expert creators have shared based on their own experience and careers.</w:t>
+        <w:t xml:space="preserve">You’re currently developing your beginner lighting skills, but let’s take a moment to think about taking lighting to the next level. What do you think makes a great hobbyist or professional lighting artist for real-time experiences? Take a moment to consider this question </w:t>
+      </w:r>
+      <w:proofErr w:type="gramStart"/>
+      <w:r>
+        <w:t>yourself, and</w:t>
+      </w:r>
+      <w:proofErr w:type="gramEnd"/>
+      <w:r>
+        <w:t xml:space="preserve"> then reflect on the insights that our expert creators have shared based on their own experience and careers.</w:t>
       </w:r>
     </w:p>
     <w:p>
@@ -171,12 +187,21 @@
       <w:r>
         <w:t xml:space="preserve">&gt; </w:t>
       </w:r>
-      <w:r>
-        <w:rPr>
-          <w:b/>
-          <w:bCs/>
-        </w:rPr>
-        <w:t xml:space="preserve">CreativeCore_Lighting </w:t>
+      <w:proofErr w:type="spellStart"/>
+      <w:r>
+        <w:rPr>
+          <w:b/>
+          <w:bCs/>
+        </w:rPr>
+        <w:t>CreativeCore_Lighting</w:t>
+      </w:r>
+      <w:proofErr w:type="spellEnd"/>
+      <w:r>
+        <w:rPr>
+          <w:b/>
+          <w:bCs/>
+        </w:rPr>
+        <w:t xml:space="preserve"> </w:t>
       </w:r>
       <w:r>
         <w:t xml:space="preserve">&gt; </w:t>
@@ -191,6 +216,7 @@
       <w:r>
         <w:t xml:space="preserve"> and open the </w:t>
       </w:r>
+      <w:proofErr w:type="spellStart"/>
       <w:r>
         <w:rPr>
           <w:b/>
@@ -198,6 +224,7 @@
         </w:rPr>
         <w:t>FinalScene_Lighting_Indoor</w:t>
       </w:r>
+      <w:proofErr w:type="spellEnd"/>
       <w:r>
         <w:t xml:space="preserve"> scene.</w:t>
       </w:r>
@@ -252,8 +279,13 @@
           <w:numId w:val="2"/>
         </w:numPr>
       </w:pPr>
-      <w:r>
-        <w:t>Spot Lights over the display plinths.</w:t>
+      <w:proofErr w:type="gramStart"/>
+      <w:r>
+        <w:t>Spot Lights</w:t>
+      </w:r>
+      <w:proofErr w:type="gramEnd"/>
+      <w:r>
+        <w:t xml:space="preserve"> over the display plinths.</w:t>
       </w:r>
     </w:p>
     <w:p>
@@ -275,7 +307,15 @@
         </w:numPr>
       </w:pPr>
       <w:r>
-        <w:t>Some lamp props in the space: a tall standing lamp and a short exposed lightbulb lamp.</w:t>
+        <w:t xml:space="preserve">Some lamp props in the space: a tall standing lamp and a </w:t>
+      </w:r>
+      <w:proofErr w:type="gramStart"/>
+      <w:r>
+        <w:t>short exposed</w:t>
+      </w:r>
+      <w:proofErr w:type="gramEnd"/>
+      <w:r>
+        <w:t xml:space="preserve"> lightbulb lamp.</w:t>
       </w:r>
     </w:p>
     <w:p>
@@ -315,6 +355,7 @@
       <w:r>
         <w:t xml:space="preserve"> Open the </w:t>
       </w:r>
+      <w:proofErr w:type="spellStart"/>
       <w:r>
         <w:rPr>
           <w:b/>
@@ -327,7 +368,15 @@
           <w:b/>
           <w:bCs/>
         </w:rPr>
-        <w:t xml:space="preserve">Scene_Lighting_Indoor </w:t>
+        <w:t>Scene_Lighting_Indoor</w:t>
+      </w:r>
+      <w:proofErr w:type="spellEnd"/>
+      <w:r>
+        <w:rPr>
+          <w:b/>
+          <w:bCs/>
+        </w:rPr>
+        <w:t xml:space="preserve"> </w:t>
       </w:r>
       <w:r>
         <w:t>scene.</w:t>
@@ -501,7 +550,15 @@
         <w:t xml:space="preserve">Other light sources: </w:t>
       </w:r>
       <w:r>
-        <w:t>There are white Spot Lights in the ceiling illuminating the plinths for displaying objects to the right of the space. There are blue and red Area Lights illuminating wall displays on the left side of the space. There’s also a floor lamp in the lower left corner of the space.</w:t>
+        <w:t xml:space="preserve">There are white </w:t>
+      </w:r>
+      <w:proofErr w:type="gramStart"/>
+      <w:r>
+        <w:t>Spot Lights</w:t>
+      </w:r>
+      <w:proofErr w:type="gramEnd"/>
+      <w:r>
+        <w:t xml:space="preserve"> in the ceiling illuminating the plinths for displaying objects to the right of the space. There are blue and red Area Lights illuminating wall displays on the left side of the space. There’s also a floor lamp in the lower left corner of the space.</w:t>
       </w:r>
     </w:p>
     <w:p>
@@ -573,7 +630,15 @@
     </w:p>
     <w:p>
       <w:r>
-        <w:t>There are also some particular challenges that indoor spaces offer a lighting artist. Meshes with just the front faces rendered (sometimes known as single-sided geometry) can cause some issues with lights not behaving as you might expect, which you then need to troubleshoot to achieve your desired outcome. And as with lighting a real-world space, where you place light sources has a big impact on the overall illumination and mood created in the space.</w:t>
+        <w:t xml:space="preserve">There are also some </w:t>
+      </w:r>
+      <w:proofErr w:type="gramStart"/>
+      <w:r>
+        <w:t>particular challenges</w:t>
+      </w:r>
+      <w:proofErr w:type="gramEnd"/>
+      <w:r>
+        <w:t xml:space="preserve"> that indoor spaces offer a lighting artist. Meshes with just the front faces rendered (sometimes known as single-sided geometry) can cause some issues with lights not behaving as you might expect, which you then need to troubleshoot to achieve your desired outcome. And as with lighting a real-world space, where you place light sources has a big impact on the overall illumination and mood created in the space.</w:t>
       </w:r>
     </w:p>
     <w:p>
@@ -685,15 +750,6 @@
     </w:p>
     <w:p>
       <w:r>
-        <w:rPr>
-          <w:b/>
-          <w:bCs/>
-        </w:rPr>
-        <w:t>Q&amp;A (0)</w:t>
-      </w:r>
-    </w:p>
-    <w:p>
-      <w:r>
         <w:t xml:space="preserve">One type of light source that you haven’t encountered yet in this learning experience is an emissive material. </w:t>
       </w:r>
       <w:r>
@@ -709,188 +765,191 @@
     </w:p>
     <w:p>
       <w:r>
-        <w:rPr>
-          <w:b/>
-          <w:bCs/>
-        </w:rPr>
-        <w:t xml:space="preserve">Note: </w:t>
-      </w:r>
-      <w:r>
-        <w:t xml:space="preserve">If you completed </w:t>
-      </w:r>
-      <w:r>
-        <w:rPr>
-          <w:b/>
-          <w:bCs/>
-        </w:rPr>
-        <w:t>Creative Core: Shaders and Materials</w:t>
-      </w:r>
-      <w:r>
+        <w:t>Add an emissive strip light to the ceiling in the gallery:</w:t>
+      </w:r>
+    </w:p>
+    <w:p>
+      <w:r>
+        <w:rPr>
+          <w:b/>
+          <w:bCs/>
+        </w:rPr>
+        <w:t>1.</w:t>
+      </w:r>
+      <w:r>
+        <w:t xml:space="preserve"> In the Project window, go to </w:t>
+      </w:r>
+      <w:r>
+        <w:rPr>
+          <w:b/>
+          <w:bCs/>
+        </w:rPr>
+        <w:t xml:space="preserve">Assets </w:t>
+      </w:r>
+      <w:r>
+        <w:t xml:space="preserve">&gt; </w:t>
+      </w:r>
+      <w:proofErr w:type="spellStart"/>
+      <w:r>
+        <w:rPr>
+          <w:b/>
+          <w:bCs/>
+        </w:rPr>
+        <w:t>CreativeCore_Lighting</w:t>
+      </w:r>
+      <w:proofErr w:type="spellEnd"/>
+      <w:r>
+        <w:t xml:space="preserve"> &gt; </w:t>
+      </w:r>
+      <w:r>
+        <w:rPr>
+          <w:b/>
+          <w:bCs/>
+        </w:rPr>
+        <w:t>Materials</w:t>
+      </w:r>
+      <w:r>
+        <w:t>.</w:t>
+      </w:r>
+    </w:p>
+    <w:p>
+      <w:r>
+        <w:rPr>
+          <w:b/>
+          <w:bCs/>
+        </w:rPr>
+        <w:t xml:space="preserve">2. </w:t>
+      </w:r>
+      <w:r>
+        <w:t xml:space="preserve">In the folder, right-click and select </w:t>
+      </w:r>
+      <w:r>
+        <w:rPr>
+          <w:b/>
+          <w:bCs/>
+        </w:rPr>
+        <w:t>Create</w:t>
+      </w:r>
+      <w:r>
+        <w:t xml:space="preserve"> &gt; </w:t>
+      </w:r>
+      <w:r>
+        <w:rPr>
+          <w:b/>
+          <w:bCs/>
+        </w:rPr>
+        <w:t>Material</w:t>
+      </w:r>
+      <w:r>
+        <w:t>. Name your new material “Emissive”, or something that you will easily remember. If you’ve already created an emissive material, you can use that instead.</w:t>
+      </w:r>
+    </w:p>
+    <w:p>
+      <w:r>
+        <w:rPr>
+          <w:b/>
+          <w:bCs/>
+        </w:rPr>
+        <w:t>3.</w:t>
+      </w:r>
+      <w:r>
+        <w:t xml:space="preserve"> In the Inspector, set the material’s </w:t>
+      </w:r>
+      <w:r>
+        <w:rPr>
+          <w:b/>
+          <w:bCs/>
+        </w:rPr>
+        <w:t>Workflow Mode</w:t>
+      </w:r>
+      <w:r>
+        <w:t xml:space="preserve"> to </w:t>
+      </w:r>
+      <w:r>
+        <w:rPr>
+          <w:b/>
+          <w:bCs/>
+        </w:rPr>
+        <w:t>Specular</w:t>
+      </w:r>
+      <w:r>
+        <w:t>.</w:t>
+      </w:r>
+    </w:p>
+    <w:p>
+      <w:r>
+        <w:rPr>
+          <w:b/>
+          <w:bCs/>
+        </w:rPr>
+        <w:t xml:space="preserve">4. </w:t>
+      </w:r>
+      <w:r>
+        <w:t xml:space="preserve">Enable the </w:t>
+      </w:r>
+      <w:r>
+        <w:rPr>
+          <w:b/>
+          <w:bCs/>
+        </w:rPr>
+        <w:t>Emission</w:t>
+      </w:r>
+      <w:r>
+        <w:t xml:space="preserve"> property.</w:t>
+      </w:r>
+    </w:p>
+    <w:p>
+      <w:r>
+        <w:rPr>
+          <w:b/>
+          <w:bCs/>
+        </w:rPr>
+        <w:lastRenderedPageBreak/>
+        <w:t>5.</w:t>
+      </w:r>
+      <w:r>
+        <w:t xml:space="preserve"> In the Hierarchy, expand the </w:t>
+      </w:r>
+      <w:proofErr w:type="spellStart"/>
+      <w:r>
+        <w:t>GameObject</w:t>
+      </w:r>
+      <w:proofErr w:type="spellEnd"/>
+      <w:r>
+        <w:t xml:space="preserve"> nesting to go to </w:t>
+      </w:r>
+      <w:r>
+        <w:rPr>
+          <w:b/>
+          <w:bCs/>
+        </w:rPr>
+        <w:t xml:space="preserve">Environment </w:t>
+      </w:r>
+      <w:r>
+        <w:t>&gt;</w:t>
+      </w:r>
+      <w:r>
+        <w:rPr>
+          <w:b/>
+          <w:bCs/>
+        </w:rPr>
         <w:t xml:space="preserve"> </w:t>
       </w:r>
-      <w:hyperlink r:id="rId7" w:anchor="619cb71dedbc2a057ec981bf" w:tgtFrame="_self" w:history="1">
-        <w:r>
-          <w:rPr>
-            <w:rStyle w:val="Hyperlink"/>
-          </w:rPr>
-          <w:t>you’ve already worked with emissive materials</w:t>
-        </w:r>
-      </w:hyperlink>
-      <w:r>
-        <w:t>. This is a great opportunity to consolidate that work before you go on to refine and troubleshoot the indoor scene.</w:t>
-      </w:r>
-    </w:p>
-    <w:p>
-      <w:r>
-        <w:t>Add an emissive strip light to the ceiling in the gallery:</w:t>
-      </w:r>
-    </w:p>
-    <w:p>
-      <w:r>
-        <w:rPr>
-          <w:b/>
-          <w:bCs/>
-        </w:rPr>
-        <w:t>1.</w:t>
-      </w:r>
-      <w:r>
-        <w:t xml:space="preserve"> In the Project window, go to </w:t>
-      </w:r>
-      <w:r>
-        <w:rPr>
-          <w:b/>
-          <w:bCs/>
-        </w:rPr>
-        <w:t xml:space="preserve">Assets </w:t>
-      </w:r>
-      <w:r>
-        <w:t xml:space="preserve">&gt; </w:t>
-      </w:r>
-      <w:r>
-        <w:rPr>
-          <w:b/>
-          <w:bCs/>
-        </w:rPr>
-        <w:t>CreativeCore_Lighting</w:t>
-      </w:r>
-      <w:r>
-        <w:t xml:space="preserve"> &gt; </w:t>
-      </w:r>
-      <w:r>
-        <w:rPr>
-          <w:b/>
-          <w:bCs/>
-        </w:rPr>
-        <w:t>Materials</w:t>
-      </w:r>
-      <w:r>
-        <w:t>.</w:t>
-      </w:r>
-    </w:p>
-    <w:p>
-      <w:r>
-        <w:rPr>
-          <w:b/>
-          <w:bCs/>
-        </w:rPr>
-        <w:lastRenderedPageBreak/>
-        <w:t xml:space="preserve">2. </w:t>
-      </w:r>
-      <w:r>
-        <w:t xml:space="preserve">In the folder, right-click and select </w:t>
-      </w:r>
-      <w:r>
-        <w:rPr>
-          <w:b/>
-          <w:bCs/>
-        </w:rPr>
-        <w:t>Create</w:t>
-      </w:r>
-      <w:r>
-        <w:t xml:space="preserve"> &gt; </w:t>
-      </w:r>
-      <w:r>
-        <w:rPr>
-          <w:b/>
-          <w:bCs/>
-        </w:rPr>
-        <w:t>Material</w:t>
-      </w:r>
-      <w:r>
-        <w:t>. Name your new material “Emissive”, or something that you will easily remember. If you’ve already created an emissive material, you can use that instead.</w:t>
-      </w:r>
-    </w:p>
-    <w:p>
-      <w:r>
-        <w:rPr>
-          <w:b/>
-          <w:bCs/>
-        </w:rPr>
-        <w:t>3.</w:t>
-      </w:r>
-      <w:r>
-        <w:t xml:space="preserve"> In the Inspector, set the material’s </w:t>
-      </w:r>
-      <w:r>
-        <w:rPr>
-          <w:b/>
-          <w:bCs/>
-        </w:rPr>
-        <w:t>Workflow Mode</w:t>
-      </w:r>
-      <w:r>
-        <w:t xml:space="preserve"> to </w:t>
-      </w:r>
-      <w:r>
-        <w:rPr>
-          <w:b/>
-          <w:bCs/>
-        </w:rPr>
-        <w:t>Specular</w:t>
-      </w:r>
-      <w:r>
-        <w:t>.</w:t>
-      </w:r>
-    </w:p>
-    <w:p>
-      <w:r>
-        <w:rPr>
-          <w:b/>
-          <w:bCs/>
-        </w:rPr>
-        <w:t xml:space="preserve">4. </w:t>
-      </w:r>
-      <w:r>
-        <w:t xml:space="preserve">Enable the </w:t>
-      </w:r>
-      <w:r>
-        <w:rPr>
-          <w:b/>
-          <w:bCs/>
-        </w:rPr>
-        <w:t>Emission</w:t>
-      </w:r>
-      <w:r>
-        <w:t xml:space="preserve"> property.</w:t>
-      </w:r>
-    </w:p>
-    <w:p>
-      <w:r>
-        <w:rPr>
-          <w:b/>
-          <w:bCs/>
-        </w:rPr>
-        <w:t>5.</w:t>
-      </w:r>
-      <w:r>
-        <w:t xml:space="preserve"> In the Hierarchy, expand the GameObject nesting to go to </w:t>
-      </w:r>
-      <w:r>
-        <w:rPr>
-          <w:b/>
-          <w:bCs/>
-        </w:rPr>
-        <w:t xml:space="preserve">Environment </w:t>
+      <w:proofErr w:type="spellStart"/>
+      <w:r>
+        <w:rPr>
+          <w:b/>
+          <w:bCs/>
+        </w:rPr>
+        <w:t>GalleryInterior</w:t>
+      </w:r>
+      <w:proofErr w:type="spellEnd"/>
+      <w:r>
+        <w:rPr>
+          <w:b/>
+          <w:bCs/>
+        </w:rPr>
+        <w:t xml:space="preserve"> </w:t>
       </w:r>
       <w:r>
         <w:t>&gt;</w:t>
@@ -900,18 +959,17 @@
           <w:b/>
           <w:bCs/>
         </w:rPr>
-        <w:t xml:space="preserve"> GalleryInterior </w:t>
-      </w:r>
-      <w:r>
-        <w:t>&gt;</w:t>
-      </w:r>
-      <w:r>
-        <w:rPr>
-          <w:b/>
-          <w:bCs/>
-        </w:rPr>
-        <w:t xml:space="preserve"> LightingBeam</w:t>
-      </w:r>
+        <w:t xml:space="preserve"> </w:t>
+      </w:r>
+      <w:proofErr w:type="spellStart"/>
+      <w:r>
+        <w:rPr>
+          <w:b/>
+          <w:bCs/>
+        </w:rPr>
+        <w:t>LightingBeam</w:t>
+      </w:r>
+      <w:proofErr w:type="spellEnd"/>
       <w:r>
         <w:t>.</w:t>
       </w:r>
@@ -939,7 +997,7 @@
                     </pic:cNvPicPr>
                   </pic:nvPicPr>
                   <pic:blipFill>
-                    <a:blip r:embed="rId8" cstate="print">
+                    <a:blip r:embed="rId7" cstate="print">
                       <a:extLst>
                         <a:ext uri="{28A0092B-C50C-407E-A947-70E740481C1C}">
                           <a14:useLocalDpi xmlns:a14="http://schemas.microsoft.com/office/drawing/2010/main" val="0"/>
@@ -983,6 +1041,7 @@
       <w:r>
         <w:t xml:space="preserve">. In the Inspector, check that the </w:t>
       </w:r>
+      <w:proofErr w:type="spellStart"/>
       <w:r>
         <w:rPr>
           <w:b/>
@@ -990,8 +1049,17 @@
         </w:rPr>
         <w:t>LightingBeam</w:t>
       </w:r>
-      <w:r>
-        <w:t xml:space="preserve"> GameObject is set as </w:t>
+      <w:proofErr w:type="spellEnd"/>
+      <w:r>
+        <w:t xml:space="preserve"> </w:t>
+      </w:r>
+      <w:proofErr w:type="spellStart"/>
+      <w:r>
+        <w:t>GameObject</w:t>
+      </w:r>
+      <w:proofErr w:type="spellEnd"/>
+      <w:r>
+        <w:t xml:space="preserve"> is set as </w:t>
       </w:r>
       <w:r>
         <w:rPr>
@@ -1015,6 +1083,7 @@
       <w:r>
         <w:t xml:space="preserve">: If the </w:t>
       </w:r>
+      <w:proofErr w:type="spellStart"/>
       <w:r>
         <w:rPr>
           <w:b/>
@@ -1022,6 +1091,7 @@
         </w:rPr>
         <w:t>LightingBeam</w:t>
       </w:r>
+      <w:proofErr w:type="spellEnd"/>
       <w:r>
         <w:t xml:space="preserve"> is not set as Static, this will cause issues with the bake that you will complete in the next step.</w:t>
       </w:r>
@@ -1063,7 +1133,6 @@
         <w:rPr>
           <w:noProof/>
         </w:rPr>
-        <w:lastRenderedPageBreak/>
         <w:drawing>
           <wp:inline distT="0" distB="0" distL="0" distR="0" wp14:anchorId="50E63E30" wp14:editId="48A283A6">
             <wp:extent cx="4562475" cy="3057525"/>
@@ -1082,7 +1151,7 @@
                     </pic:cNvPicPr>
                   </pic:nvPicPr>
                   <pic:blipFill>
-                    <a:blip r:embed="rId9">
+                    <a:blip r:embed="rId8">
                       <a:extLst>
                         <a:ext uri="{28A0092B-C50C-407E-A947-70E740481C1C}">
                           <a14:useLocalDpi xmlns:a14="http://schemas.microsoft.com/office/drawing/2010/main" val="0"/>
@@ -1125,6 +1194,7 @@
           <w:b/>
           <w:bCs/>
         </w:rPr>
+        <w:lastRenderedPageBreak/>
         <w:t>8.</w:t>
       </w:r>
       <w:r>
@@ -1176,7 +1246,7 @@
                     </pic:cNvPicPr>
                   </pic:nvPicPr>
                   <pic:blipFill>
-                    <a:blip r:embed="rId10">
+                    <a:blip r:embed="rId9">
                       <a:extLst>
                         <a:ext uri="{28A0092B-C50C-407E-A947-70E740481C1C}">
                           <a14:useLocalDpi xmlns:a14="http://schemas.microsoft.com/office/drawing/2010/main" val="0"/>
@@ -1214,7 +1284,6 @@
           <w:b/>
           <w:bCs/>
         </w:rPr>
-        <w:lastRenderedPageBreak/>
         <w:br/>
         <w:t>10.</w:t>
       </w:r>
@@ -1275,11 +1344,6 @@
       </w:r>
     </w:p>
     <w:p>
-      <w:r>
-        <w:t>Mark step incomplete</w:t>
-      </w:r>
-    </w:p>
-    <w:p>
       <w:pPr>
         <w:rPr>
           <w:b/>
@@ -1296,15 +1360,6 @@
     </w:p>
     <w:p>
       <w:r>
-        <w:rPr>
-          <w:b/>
-          <w:bCs/>
-        </w:rPr>
-        <w:t>Q&amp;A (0)</w:t>
-      </w:r>
-    </w:p>
-    <w:p>
-      <w:r>
         <w:t>Now you’re ready to bake your emissive material and check your addition to the scene in diagnostic views:</w:t>
       </w:r>
     </w:p>
@@ -1327,7 +1382,15 @@
         <w:t>Generate Lighting</w:t>
       </w:r>
       <w:r>
-        <w:t xml:space="preserve"> to rebake the scene lighting. Remember, this process may take some time to complete.</w:t>
+        <w:t xml:space="preserve"> to </w:t>
+      </w:r>
+      <w:proofErr w:type="spellStart"/>
+      <w:r>
+        <w:t>rebake</w:t>
+      </w:r>
+      <w:proofErr w:type="spellEnd"/>
+      <w:r>
+        <w:t xml:space="preserve"> the scene lighting. Remember, this process may take some time to complete.</w:t>
       </w:r>
     </w:p>
     <w:p>
@@ -1367,6 +1430,7 @@
         <w:rPr>
           <w:noProof/>
         </w:rPr>
+        <w:lastRenderedPageBreak/>
         <w:drawing>
           <wp:inline distT="0" distB="0" distL="0" distR="0" wp14:anchorId="2D772380" wp14:editId="0FCFC5B1">
             <wp:extent cx="4267200" cy="3352800"/>
@@ -1385,7 +1449,7 @@
                     </pic:cNvPicPr>
                   </pic:nvPicPr>
                   <pic:blipFill>
-                    <a:blip r:embed="rId11">
+                    <a:blip r:embed="rId10">
                       <a:extLst>
                         <a:ext uri="{28A0092B-C50C-407E-A947-70E740481C1C}">
                           <a14:useLocalDpi xmlns:a14="http://schemas.microsoft.com/office/drawing/2010/main" val="0"/>
@@ -1435,7 +1499,6 @@
         <w:rPr>
           <w:noProof/>
         </w:rPr>
-        <w:lastRenderedPageBreak/>
         <w:drawing>
           <wp:inline distT="0" distB="0" distL="0" distR="0" wp14:anchorId="4E99B97E" wp14:editId="1BCC7AF6">
             <wp:extent cx="5943600" cy="2694940"/>
@@ -1454,7 +1517,7 @@
                     </pic:cNvPicPr>
                   </pic:nvPicPr>
                   <pic:blipFill>
-                    <a:blip r:embed="rId12" cstate="print">
+                    <a:blip r:embed="rId11" cstate="print">
                       <a:extLst>
                         <a:ext uri="{28A0092B-C50C-407E-A947-70E740481C1C}">
                           <a14:useLocalDpi xmlns:a14="http://schemas.microsoft.com/office/drawing/2010/main" val="0"/>
@@ -1497,6 +1560,7 @@
       <w:r>
         <w:t xml:space="preserve">: If the Draw Mode view does not show the expected results, check that the </w:t>
       </w:r>
+      <w:proofErr w:type="spellStart"/>
       <w:r>
         <w:rPr>
           <w:b/>
@@ -1504,8 +1568,25 @@
         </w:rPr>
         <w:t>LightingBeam</w:t>
       </w:r>
-      <w:r>
-        <w:t xml:space="preserve"> GameObject is set as Static. If it is not set as Static, you will need to rebake the lighting.</w:t>
+      <w:proofErr w:type="spellEnd"/>
+      <w:r>
+        <w:t xml:space="preserve"> </w:t>
+      </w:r>
+      <w:proofErr w:type="spellStart"/>
+      <w:r>
+        <w:t>GameObject</w:t>
+      </w:r>
+      <w:proofErr w:type="spellEnd"/>
+      <w:r>
+        <w:t xml:space="preserve"> is set as Static. If it is not set as Static, you will need to </w:t>
+      </w:r>
+      <w:proofErr w:type="spellStart"/>
+      <w:r>
+        <w:t>rebake</w:t>
+      </w:r>
+      <w:proofErr w:type="spellEnd"/>
+      <w:r>
+        <w:t xml:space="preserve"> the lighting.</w:t>
       </w:r>
     </w:p>
     <w:p>
@@ -1541,11 +1622,6 @@
       </w:r>
     </w:p>
     <w:p>
-      <w:r>
-        <w:t>Mark step incomplete</w:t>
-      </w:r>
-    </w:p>
-    <w:p>
       <w:pPr>
         <w:rPr>
           <w:b/>
@@ -1562,135 +1638,126 @@
     </w:p>
     <w:p>
       <w:r>
-        <w:rPr>
-          <w:b/>
-          <w:bCs/>
-        </w:rPr>
-        <w:t>Q&amp;A (0)</w:t>
-      </w:r>
-    </w:p>
-    <w:p>
-      <w:r>
+        <w:lastRenderedPageBreak/>
         <w:t>Emissive materials only affect static geometry in your scene by default. If you want them to impact moving objects, you’ll need to use Light Probes. As you learned when you implemented them in the outdoor scene, Light Probes are also very useful for improving the quality of your baked lights.</w:t>
       </w:r>
     </w:p>
     <w:p>
       <w:r>
-        <w:t xml:space="preserve">Create a new Light Probe Group and place Light Probes around the indoor gallery space. Try to recall the process independently first, but if you need guidance you can always </w:t>
-      </w:r>
-      <w:hyperlink r:id="rId13" w:anchor="619cf06eedbc2a40ff04f74c" w:tgtFrame="_self" w:history="1">
+        <w:t xml:space="preserve">Create a new Light Probe Group and place Light Probes around the indoor gallery space. </w:t>
+      </w:r>
+    </w:p>
+    <w:p>
+      <w:r>
+        <w:rPr>
+          <w:b/>
+          <w:bCs/>
+        </w:rPr>
+        <w:t>Tips:</w:t>
+      </w:r>
+    </w:p>
+    <w:p>
+      <w:pPr>
+        <w:numPr>
+          <w:ilvl w:val="0"/>
+          <w:numId w:val="4"/>
+        </w:numPr>
+      </w:pPr>
+      <w:r>
+        <w:t>You can create a primitive shape like a sphere to test the impact of the emissive material before and after, as you did when you first used Light Probes.</w:t>
+      </w:r>
+    </w:p>
+    <w:p>
+      <w:pPr>
+        <w:numPr>
+          <w:ilvl w:val="0"/>
+          <w:numId w:val="4"/>
+        </w:numPr>
+      </w:pPr>
+      <w:r>
+        <w:t>Light Probes should be arranged in a 3D volume — a grid with at least two vertical levels.</w:t>
+      </w:r>
+    </w:p>
+    <w:p>
+      <w:pPr>
+        <w:numPr>
+          <w:ilvl w:val="0"/>
+          <w:numId w:val="4"/>
+        </w:numPr>
+      </w:pPr>
+      <w:r>
+        <w:t xml:space="preserve">Remember to </w:t>
+      </w:r>
+      <w:proofErr w:type="spellStart"/>
+      <w:r>
+        <w:t>rebake</w:t>
+      </w:r>
+      <w:proofErr w:type="spellEnd"/>
+      <w:r>
+        <w:t xml:space="preserve"> the scene’s lightmap and then save your changes when you’re done.</w:t>
+      </w:r>
+    </w:p>
+    <w:p>
+      <w:pPr>
+        <w:rPr>
+          <w:b/>
+          <w:bCs/>
+        </w:rPr>
+      </w:pPr>
+      <w:r>
+        <w:rPr>
+          <w:b/>
+          <w:bCs/>
+        </w:rPr>
+        <w:t>Additional help with Light Probe placement</w:t>
+      </w:r>
+    </w:p>
+    <w:p>
+      <w:r>
+        <w:t xml:space="preserve">If you need to adjust Light Probe placement in your project and would like additional guidance, try </w:t>
+      </w:r>
+      <w:hyperlink r:id="rId12" w:tgtFrame="_self" w:history="1">
+        <w:proofErr w:type="gramStart"/>
         <w:r>
           <w:rPr>
             <w:rStyle w:val="Hyperlink"/>
           </w:rPr>
-          <w:t>refer back to the instructions</w:t>
+          <w:t>High quality</w:t>
         </w:r>
-      </w:hyperlink>
-      <w:r>
-        <w:t>.</w:t>
-      </w:r>
-    </w:p>
-    <w:p>
-      <w:r>
-        <w:rPr>
-          <w:b/>
-          <w:bCs/>
-        </w:rPr>
-        <w:t>Tips:</w:t>
-      </w:r>
-    </w:p>
-    <w:p>
-      <w:pPr>
-        <w:numPr>
-          <w:ilvl w:val="0"/>
-          <w:numId w:val="4"/>
-        </w:numPr>
-      </w:pPr>
-      <w:r>
-        <w:t>You can create a primitive shape like a sphere to test the impact of the emissive material before and after, as you did when you first used Light Probes.</w:t>
-      </w:r>
-    </w:p>
-    <w:p>
-      <w:pPr>
-        <w:numPr>
-          <w:ilvl w:val="0"/>
-          <w:numId w:val="4"/>
-        </w:numPr>
-      </w:pPr>
-      <w:r>
-        <w:t>Light Probes should be arranged in a 3D volume — a grid with at least two vertical levels.</w:t>
-      </w:r>
-    </w:p>
-    <w:p>
-      <w:pPr>
-        <w:numPr>
-          <w:ilvl w:val="0"/>
-          <w:numId w:val="4"/>
-        </w:numPr>
-      </w:pPr>
-      <w:r>
-        <w:t>Remember to rebake the scene’s lightmap and then save your changes when you’re done.</w:t>
-      </w:r>
-    </w:p>
-    <w:p>
-      <w:pPr>
-        <w:rPr>
-          <w:b/>
-          <w:bCs/>
-        </w:rPr>
-      </w:pPr>
-      <w:r>
-        <w:rPr>
-          <w:b/>
-          <w:bCs/>
-        </w:rPr>
-        <w:t>Additional help with Light Probe placement</w:t>
-      </w:r>
-    </w:p>
-    <w:p>
-      <w:r>
-        <w:t xml:space="preserve">If you need to adjust Light Probe placement in your project and would like additional guidance, try </w:t>
-      </w:r>
-      <w:hyperlink r:id="rId14" w:tgtFrame="_self" w:history="1">
+        <w:proofErr w:type="gramEnd"/>
         <w:r>
           <w:rPr>
             <w:rStyle w:val="Hyperlink"/>
           </w:rPr>
-          <w:t>High quality lighting using Light Probes by Brackeys</w:t>
+          <w:t xml:space="preserve"> lighting using Light Probes by </w:t>
         </w:r>
+        <w:proofErr w:type="spellStart"/>
+        <w:r>
+          <w:rPr>
+            <w:rStyle w:val="Hyperlink"/>
+          </w:rPr>
+          <w:t>Brackeys</w:t>
+        </w:r>
+        <w:proofErr w:type="spellEnd"/>
       </w:hyperlink>
       <w:r>
         <w:t xml:space="preserve"> (YouTube).</w:t>
       </w:r>
     </w:p>
-    <w:p>
-      <w:r>
-        <w:t>Mark step incomplete</w:t>
-      </w:r>
-    </w:p>
-    <w:p>
-      <w:pPr>
-        <w:rPr>
-          <w:b/>
-          <w:bCs/>
-        </w:rPr>
-      </w:pPr>
-      <w:r>
-        <w:rPr>
-          <w:b/>
-          <w:bCs/>
-        </w:rPr>
-        <w:lastRenderedPageBreak/>
+    <w:p/>
+    <w:p>
+      <w:pPr>
+        <w:rPr>
+          <w:b/>
+          <w:bCs/>
+        </w:rPr>
+      </w:pPr>
+      <w:r>
+        <w:rPr>
+          <w:b/>
+          <w:bCs/>
+        </w:rPr>
         <w:t>9. Next steps</w:t>
-      </w:r>
-    </w:p>
-    <w:p>
-      <w:r>
-        <w:rPr>
-          <w:b/>
-          <w:bCs/>
-        </w:rPr>
-        <w:t>Q&amp;A (0)</w:t>
       </w:r>
     </w:p>
     <w:p>
@@ -1710,7 +1777,7 @@
 </file>
 
 <file path=word/numbering.xml><?xml version="1.0" encoding="utf-8"?>
-<w:numbering xmlns:wpc="http://schemas.microsoft.com/office/word/2010/wordprocessingCanvas" xmlns:cx="http://schemas.microsoft.com/office/drawing/2014/chartex" xmlns:cx1="http://schemas.microsoft.com/office/drawing/2015/9/8/chartex" xmlns:cx2="http://schemas.microsoft.com/office/drawing/2015/10/21/chartex" xmlns:cx3="http://schemas.microsoft.com/office/drawing/2016/5/9/chartex" xmlns:cx4="http://schemas.microsoft.com/office/drawing/2016/5/10/chartex" xmlns:cx5="http://schemas.microsoft.com/office/drawing/2016/5/11/chartex" xmlns:cx6="http://schemas.microsoft.com/office/drawing/2016/5/12/chartex" xmlns:cx7="http://schemas.microsoft.com/office/drawing/2016/5/13/chartex" xmlns:cx8="http://schemas.microsoft.com/office/drawing/2016/5/14/chartex" xmlns:mc="http://schemas.openxmlformats.org/markup-compatibility/2006" xmlns:aink="http://schemas.microsoft.com/office/drawing/2016/ink" xmlns:am3d="http://schemas.microsoft.com/office/drawing/2017/model3d" xmlns:o="urn:schemas-microsoft-com:office:office" xmlns:oel="http://schemas.microsoft.com/office/2019/extlst" xmlns:r="http://schemas.openxmlformats.org/officeDocument/2006/relationships" xmlns:m="http://schemas.openxmlformats.org/officeDocument/2006/math" xmlns:v="urn:schemas-microsoft-com:vml" xmlns:wp14="http://schemas.microsoft.com/office/word/2010/wordprocessingDrawing" xmlns:wp="http://schemas.openxmlformats.org/drawingml/2006/wordprocessingDrawing" xmlns:w10="urn:schemas-microsoft-com:office:word" xmlns:w="http://schemas.openxmlformats.org/wordprocessingml/2006/main" xmlns:w14="http://schemas.microsoft.com/office/word/2010/wordml" xmlns:w15="http://schemas.microsoft.com/office/word/2012/wordml" xmlns:w16cex="http://schemas.microsoft.com/office/word/2018/wordml/cex" xmlns:w16cid="http://schemas.microsoft.com/office/word/2016/wordml/cid" xmlns:w16="http://schemas.microsoft.com/office/word/2018/wordml" xmlns:w16du="http://schemas.microsoft.com/office/word/2023/wordml/word16du" xmlns:w16sdtdh="http://schemas.microsoft.com/office/word/2020/wordml/sdtdatahash" xmlns:w16sdtfl="http://schemas.microsoft.com/office/word/2024/wordml/sdtformatlock" xmlns:w16se="http://schemas.microsoft.com/office/word/2015/wordml/symex" xmlns:wpg="http://schemas.microsoft.com/office/word/2010/wordprocessingGroup" xmlns:wpi="http://schemas.microsoft.com/office/word/2010/wordprocessingInk" xmlns:wne="http://schemas.microsoft.com/office/word/2006/wordml" xmlns:wps="http://schemas.microsoft.com/office/word/2010/wordprocessingShape" mc:Ignorable="w14 w15 w16se w16cid w16 w16cex w16sdtdh w16sdtfl w16du wp14">
+<w:numbering xmlns:wpc="http://schemas.microsoft.com/office/word/2010/wordprocessingCanvas" xmlns:cx="http://schemas.microsoft.com/office/drawing/2014/chartex" xmlns:cx1="http://schemas.microsoft.com/office/drawing/2015/9/8/chartex" xmlns:cx2="http://schemas.microsoft.com/office/drawing/2015/10/21/chartex" xmlns:cx3="http://schemas.microsoft.com/office/drawing/2016/5/9/chartex" xmlns:cx4="http://schemas.microsoft.com/office/drawing/2016/5/10/chartex" xmlns:cx5="http://schemas.microsoft.com/office/drawing/2016/5/11/chartex" xmlns:cx6="http://schemas.microsoft.com/office/drawing/2016/5/12/chartex" xmlns:cx7="http://schemas.microsoft.com/office/drawing/2016/5/13/chartex" xmlns:cx8="http://schemas.microsoft.com/office/drawing/2016/5/14/chartex" xmlns:mc="http://schemas.openxmlformats.org/markup-compatibility/2006" xmlns:m="http://schemas.openxmlformats.org/officeDocument/2006/math" xmlns:aink="http://schemas.microsoft.com/office/drawing/2016/ink" xmlns:am3d="http://schemas.microsoft.com/office/drawing/2017/model3d" xmlns:oel="http://schemas.microsoft.com/office/2019/extlst" xmlns:r="http://schemas.openxmlformats.org/officeDocument/2006/relationships" xmlns:wp14="http://schemas.microsoft.com/office/word/2010/wordprocessingDrawing" xmlns:wp="http://schemas.openxmlformats.org/drawingml/2006/wordprocessingDrawing" xmlns:wpg="http://schemas.microsoft.com/office/word/2010/wordprocessingGroup" xmlns:wpi="http://schemas.microsoft.com/office/word/2010/wordprocessingInk" xmlns:wps="http://schemas.microsoft.com/office/word/2010/wordprocessingShape" xmlns:o="urn:schemas-microsoft-com:office:office" xmlns:v="urn:schemas-microsoft-com:vml" xmlns:w10="urn:schemas-microsoft-com:office:word" xmlns:w="http://schemas.openxmlformats.org/wordprocessingml/2006/main" xmlns:w14="http://schemas.microsoft.com/office/word/2010/wordml" xmlns:w15="http://schemas.microsoft.com/office/word/2012/wordml" xmlns:w16cex="http://schemas.microsoft.com/office/word/2018/wordml/cex" xmlns:w16cid="http://schemas.microsoft.com/office/word/2016/wordml/cid" xmlns:w16="http://schemas.microsoft.com/office/word/2018/wordml" xmlns:w16sdtdh="http://schemas.microsoft.com/office/word/2020/wordml/sdtdatahash" xmlns:w16sdtfl="http://schemas.microsoft.com/office/word/2024/wordml/sdtformatlock" xmlns:w16se="http://schemas.microsoft.com/office/word/2015/wordml/symex" xmlns:w16du="http://schemas.microsoft.com/office/word/2023/wordml/word16du" xmlns:wne="http://schemas.microsoft.com/office/word/2006/wordml" mc:Ignorable="w14 w15 w16se w16cid w16 w16cex w16sdtdh w16sdtfl w16du wp14">
   <w:abstractNum w:abstractNumId="0" w15:restartNumberingAfterBreak="0">
     <w:nsid w:val="0E9F1512"/>
     <w:multiLevelType w:val="multilevel"/>
@@ -2323,7 +2390,7 @@
 </file>
 
 <file path=word/styles.xml><?xml version="1.0" encoding="utf-8"?>
-<w:styles xmlns:mc="http://schemas.openxmlformats.org/markup-compatibility/2006" xmlns:r="http://schemas.openxmlformats.org/officeDocument/2006/relationships" xmlns:w="http://schemas.openxmlformats.org/wordprocessingml/2006/main" xmlns:w14="http://schemas.microsoft.com/office/word/2010/wordml" xmlns:w15="http://schemas.microsoft.com/office/word/2012/wordml" xmlns:w16cex="http://schemas.microsoft.com/office/word/2018/wordml/cex" xmlns:w16cid="http://schemas.microsoft.com/office/word/2016/wordml/cid" xmlns:w16="http://schemas.microsoft.com/office/word/2018/wordml" xmlns:w16du="http://schemas.microsoft.com/office/word/2023/wordml/word16du" xmlns:w16sdtdh="http://schemas.microsoft.com/office/word/2020/wordml/sdtdatahash" xmlns:w16sdtfl="http://schemas.microsoft.com/office/word/2024/wordml/sdtformatlock" xmlns:w16se="http://schemas.microsoft.com/office/word/2015/wordml/symex" mc:Ignorable="w14 w15 w16se w16cid w16 w16cex w16sdtdh w16sdtfl w16du">
+<w:styles xmlns:mc="http://schemas.openxmlformats.org/markup-compatibility/2006" xmlns:r="http://schemas.openxmlformats.org/officeDocument/2006/relationships" xmlns:w="http://schemas.openxmlformats.org/wordprocessingml/2006/main" xmlns:w14="http://schemas.microsoft.com/office/word/2010/wordml" xmlns:w15="http://schemas.microsoft.com/office/word/2012/wordml" xmlns:w16cex="http://schemas.microsoft.com/office/word/2018/wordml/cex" xmlns:w16cid="http://schemas.microsoft.com/office/word/2016/wordml/cid" xmlns:w16="http://schemas.microsoft.com/office/word/2018/wordml" xmlns:w16sdtdh="http://schemas.microsoft.com/office/word/2020/wordml/sdtdatahash" xmlns:w16sdtfl="http://schemas.microsoft.com/office/word/2024/wordml/sdtformatlock" xmlns:w16se="http://schemas.microsoft.com/office/word/2015/wordml/symex" xmlns:w16du="http://schemas.microsoft.com/office/word/2023/wordml/word16du" mc:Ignorable="w14 w15 w16se w16cid w16 w16cex w16sdtdh w16sdtfl w16du">
   <w:docDefaults>
     <w:rPrDefault>
       <w:rPr>
